--- a/3.4 Hoofdstuk 4 - Internationale markten/3.4.5 Paragraaf 5 - Internationaal handelsbeleid/3. Oefenen/basisopgaven/3.4.5 Internationaal handelsbeleid – basis – antwoorden.docx
+++ b/3.4 Hoofdstuk 4 - Internationale markten/3.4.5 Paragraaf 5 - Internationaal handelsbeleid/3. Oefenen/basisopgaven/3.4.5 Internationaal handelsbeleid – basis – antwoorden.docx
@@ -186,6 +186,18 @@
         <w:t>Leid de formules van de reactielijnen af voor aanbieder 1 en voor aanbieder 2. Teken de reactielijnen in een grafiek met op de x-as qVS en op de y-as qChina.</w:t>
       </w:r>
     </w:p>
+    <w:p>
+      <w:r>
+        <w:rPr>
+          <w:noProof/>
+        </w:rPr>
+        <w:pict>
+          <v:shape id="Image 2" o:spid="_x0000_i1027" type="#_x0000_t75" style="width:269.4pt;height:218.4pt;visibility:visible">
+            <v:imagedata r:id="rId11" o:title=""/>
+          </v:shape>
+        </w:pict>
+      </w:r>
+    </w:p>
     <w:tbl>
       <w:tblPr>
         <w:tblW w:type="dxa" w:w="9026"/>
@@ -231,6 +243,18 @@
                 <w:szCs w:val="22"/>
               </w:rPr>
               <w:t xml:space="preserve">De residuele vraag van aanbieder 1 is qVS = Q – qChina = 200 – p – qChina of p = 200 – qVS – qChina.</w:t>
+            </w:r>
+          </w:p>
+          <w:p>
+            <w:r>
+              <w:rPr>
+                <w:noProof/>
+              </w:rPr>
+              <w:pict>
+                <v:shape id="Image 1" o:spid="_x0000_i1026" type="#_x0000_t75" style="width:276.6pt;height:226.8pt;visibility:visible">
+                  <v:imagedata r:id="rId10" o:title=""/>
+                </v:shape>
+              </w:pict>
             </w:r>
           </w:p>
           <w:p>
